--- a/LOGPRO Flowchart.docx
+++ b/LOGPRO Flowchart.docx
@@ -37,7 +37,6 @@
         <w:spacing w:after="300"/>
         <w:jc w:val="center"/>
       </w:pPr>
-      <w:proofErr w:type="gramStart"/>
       <w:r>
         <w:rPr>
           <w:rFonts w:ascii="Calibri" w:eastAsia="Calibri" w:hAnsi="Calibri" w:cs="Calibri"/>
@@ -45,9 +44,8 @@
           <w:sz w:val="22"/>
           <w:szCs w:val="22"/>
         </w:rPr>
-        <w:t>v4.0  ·</w:t>
+        <w:t>v4.0  ·  Django REST API + ELK Stack + React</w:t>
       </w:r>
-      <w:proofErr w:type="gramEnd"/>
       <w:r>
         <w:rPr>
           <w:rFonts w:ascii="Calibri" w:eastAsia="Calibri" w:hAnsi="Calibri" w:cs="Calibri"/>
@@ -55,7 +53,7 @@
           <w:sz w:val="22"/>
           <w:szCs w:val="22"/>
         </w:rPr>
-        <w:t xml:space="preserve">  Django REST API + ELK Stack + React</w:t>
+        <w:t xml:space="preserve"> </w:t>
       </w:r>
     </w:p>
     <w:p>
@@ -97,12 +95,6 @@
         <w:gridCol w:w="4390"/>
       </w:tblGrid>
       <w:tr>
-        <w:tblPrEx>
-          <w:tblCellMar>
-            <w:top w:w="0" w:type="dxa"/>
-            <w:bottom w:w="0" w:type="dxa"/>
-          </w:tblCellMar>
-        </w:tblPrEx>
         <w:tc>
           <w:tcPr>
             <w:tcW w:w="2200" w:type="dxa"/>
@@ -133,7 +125,6 @@
               <w:spacing w:before="80" w:after="80"/>
               <w:jc w:val="center"/>
             </w:pPr>
-            <w:proofErr w:type="gramStart"/>
             <w:r>
               <w:rPr>
                 <w:rFonts w:ascii="Calibri" w:eastAsia="Calibri" w:hAnsi="Calibri" w:cs="Calibri"/>
@@ -141,17 +132,7 @@
                 <w:bCs/>
                 <w:color w:val="FFFFFF"/>
               </w:rPr>
-              <w:t>📄  Log</w:t>
-            </w:r>
-            <w:proofErr w:type="gramEnd"/>
-            <w:r>
-              <w:rPr>
-                <w:rFonts w:ascii="Calibri" w:eastAsia="Calibri" w:hAnsi="Calibri" w:cs="Calibri"/>
-                <w:b/>
-                <w:bCs/>
-                <w:color w:val="FFFFFF"/>
-              </w:rPr>
-              <w:t xml:space="preserve"> File</w:t>
+              <w:t>📄  Log File</w:t>
             </w:r>
           </w:p>
         </w:tc>
@@ -170,12 +151,6 @@
         </w:tc>
       </w:tr>
       <w:tr>
-        <w:tblPrEx>
-          <w:tblCellMar>
-            <w:top w:w="0" w:type="dxa"/>
-            <w:bottom w:w="0" w:type="dxa"/>
-          </w:tblCellMar>
-        </w:tblPrEx>
         <w:tc>
           <w:tcPr>
             <w:tcW w:w="2200" w:type="dxa"/>
@@ -233,12 +208,6 @@
         </w:tc>
       </w:tr>
       <w:tr>
-        <w:tblPrEx>
-          <w:tblCellMar>
-            <w:top w:w="0" w:type="dxa"/>
-            <w:bottom w:w="0" w:type="dxa"/>
-          </w:tblCellMar>
-        </w:tblPrEx>
         <w:tc>
           <w:tcPr>
             <w:tcW w:w="2200" w:type="dxa"/>
@@ -308,12 +277,6 @@
         </w:tc>
       </w:tr>
       <w:tr>
-        <w:tblPrEx>
-          <w:tblCellMar>
-            <w:top w:w="0" w:type="dxa"/>
-            <w:bottom w:w="0" w:type="dxa"/>
-          </w:tblCellMar>
-        </w:tblPrEx>
         <w:tc>
           <w:tcPr>
             <w:tcW w:w="2200" w:type="dxa"/>
@@ -371,12 +334,6 @@
         </w:tc>
       </w:tr>
       <w:tr>
-        <w:tblPrEx>
-          <w:tblCellMar>
-            <w:top w:w="0" w:type="dxa"/>
-            <w:bottom w:w="0" w:type="dxa"/>
-          </w:tblCellMar>
-        </w:tblPrEx>
         <w:tc>
           <w:tcPr>
             <w:tcW w:w="2200" w:type="dxa"/>
@@ -464,9 +421,143 @@
                 <w:sz w:val="18"/>
                 <w:szCs w:val="18"/>
               </w:rPr>
-              <w:t xml:space="preserve">   Sets @timestamp (IST→</w:t>
-            </w:r>
-            <w:proofErr w:type="gramStart"/>
+              <w:t xml:space="preserve">   Sets @timestamp (IST→UTC)   Routes to index by app name</w:t>
+            </w:r>
+          </w:p>
+        </w:tc>
+      </w:tr>
+      <w:tr>
+        <w:tc>
+          <w:tcPr>
+            <w:tcW w:w="2200" w:type="dxa"/>
+            <w:tcBorders>
+              <w:top w:val="none" w:sz="0" w:space="0" w:color="FFFFFF"/>
+              <w:left w:val="none" w:sz="0" w:space="0" w:color="FFFFFF"/>
+              <w:bottom w:val="none" w:sz="0" w:space="0" w:color="FFFFFF"/>
+              <w:right w:val="none" w:sz="0" w:space="0" w:color="FFFFFF"/>
+            </w:tcBorders>
+            <w:shd w:val="clear" w:color="FFFFFF" w:fill="FFFFFF"/>
+          </w:tcPr>
+          <w:p/>
+        </w:tc>
+        <w:tc>
+          <w:tcPr>
+            <w:tcW w:w="600" w:type="dxa"/>
+            <w:tcBorders>
+              <w:top w:val="none" w:sz="0" w:space="0" w:color="FFFFFF"/>
+              <w:left w:val="none" w:sz="0" w:space="0" w:color="FFFFFF"/>
+              <w:bottom w:val="none" w:sz="0" w:space="0" w:color="FFFFFF"/>
+              <w:right w:val="none" w:sz="0" w:space="0" w:color="FFFFFF"/>
+            </w:tcBorders>
+            <w:shd w:val="clear" w:color="FFFFFF" w:fill="FFFFFF"/>
+            <w:vAlign w:val="center"/>
+          </w:tcPr>
+          <w:p>
+            <w:pPr>
+              <w:jc w:val="center"/>
+            </w:pPr>
+            <w:r>
+              <w:rPr>
+                <w:rFonts w:ascii="Calibri" w:eastAsia="Calibri" w:hAnsi="Calibri" w:cs="Calibri"/>
+                <w:b/>
+                <w:bCs/>
+                <w:color w:val="2C6FAC"/>
+                <w:sz w:val="28"/>
+                <w:szCs w:val="28"/>
+              </w:rPr>
+              <w:t>▼</w:t>
+            </w:r>
+          </w:p>
+        </w:tc>
+        <w:tc>
+          <w:tcPr>
+            <w:tcW w:w="2200" w:type="dxa"/>
+            <w:tcBorders>
+              <w:top w:val="none" w:sz="0" w:space="0" w:color="FFFFFF"/>
+              <w:left w:val="none" w:sz="0" w:space="0" w:color="FFFFFF"/>
+              <w:bottom w:val="none" w:sz="0" w:space="0" w:color="FFFFFF"/>
+              <w:right w:val="none" w:sz="0" w:space="0" w:color="FFFFFF"/>
+            </w:tcBorders>
+            <w:shd w:val="clear" w:color="FFFFFF" w:fill="FFFFFF"/>
+          </w:tcPr>
+          <w:p/>
+        </w:tc>
+      </w:tr>
+      <w:tr>
+        <w:tc>
+          <w:tcPr>
+            <w:tcW w:w="2200" w:type="dxa"/>
+            <w:tcBorders>
+              <w:top w:val="none" w:sz="0" w:space="0" w:color="FFFFFF"/>
+              <w:left w:val="none" w:sz="0" w:space="0" w:color="FFFFFF"/>
+              <w:bottom w:val="none" w:sz="0" w:space="0" w:color="FFFFFF"/>
+              <w:right w:val="none" w:sz="0" w:space="0" w:color="FFFFFF"/>
+            </w:tcBorders>
+            <w:shd w:val="clear" w:color="FFFFFF" w:fill="FFFFFF"/>
+          </w:tcPr>
+          <w:p/>
+        </w:tc>
+        <w:tc>
+          <w:tcPr>
+            <w:tcW w:w="2000" w:type="dxa"/>
+            <w:tcBorders>
+              <w:top w:val="single" w:sz="4" w:space="0" w:color="00468B"/>
+              <w:left w:val="single" w:sz="4" w:space="0" w:color="00468B"/>
+              <w:bottom w:val="single" w:sz="4" w:space="0" w:color="00468B"/>
+              <w:right w:val="single" w:sz="4" w:space="0" w:color="00468B"/>
+            </w:tcBorders>
+            <w:shd w:val="clear" w:color="00468B" w:fill="00468B"/>
+            <w:vAlign w:val="center"/>
+          </w:tcPr>
+          <w:p>
+            <w:pPr>
+              <w:spacing w:before="80" w:after="80"/>
+              <w:jc w:val="center"/>
+            </w:pPr>
+            <w:r>
+              <w:rPr>
+                <w:rFonts w:ascii="Calibri" w:eastAsia="Calibri" w:hAnsi="Calibri" w:cs="Calibri"/>
+                <w:b/>
+                <w:bCs/>
+                <w:color w:val="FFFFFF"/>
+              </w:rPr>
+              <w:t xml:space="preserve">Elasticsearch </w:t>
+            </w:r>
+            <w:proofErr w:type="spellStart"/>
+            <w:r>
+              <w:rPr>
+                <w:rFonts w:ascii="Calibri" w:eastAsia="Calibri" w:hAnsi="Calibri" w:cs="Calibri"/>
+                <w:b/>
+                <w:bCs/>
+                <w:color w:val="FFFFFF"/>
+              </w:rPr>
+              <w:t>logpro</w:t>
+            </w:r>
+            <w:proofErr w:type="spellEnd"/>
+            <w:r>
+              <w:rPr>
+                <w:rFonts w:ascii="Calibri" w:eastAsia="Calibri" w:hAnsi="Calibri" w:cs="Calibri"/>
+                <w:b/>
+                <w:bCs/>
+                <w:color w:val="FFFFFF"/>
+              </w:rPr>
+              <w:t>-{application}</w:t>
+            </w:r>
+          </w:p>
+        </w:tc>
+        <w:tc>
+          <w:tcPr>
+            <w:tcW w:w="4000" w:type="dxa"/>
+            <w:tcBorders>
+              <w:top w:val="none" w:sz="0" w:space="0" w:color="FFFFFF"/>
+              <w:left w:val="none" w:sz="0" w:space="0" w:color="FFFFFF"/>
+              <w:bottom w:val="none" w:sz="0" w:space="0" w:color="FFFFFF"/>
+              <w:right w:val="none" w:sz="0" w:space="0" w:color="FFFFFF"/>
+            </w:tcBorders>
+            <w:shd w:val="clear" w:color="FFFFFF" w:fill="FFFFFF"/>
+            <w:vAlign w:val="center"/>
+          </w:tcPr>
+          <w:p>
             <w:r>
               <w:rPr>
                 <w:rFonts w:ascii="Calibri" w:eastAsia="Calibri" w:hAnsi="Calibri" w:cs="Calibri"/>
@@ -476,9 +567,9 @@
                 <w:sz w:val="18"/>
                 <w:szCs w:val="18"/>
               </w:rPr>
-              <w:t xml:space="preserve">UTC)   </w:t>
-            </w:r>
-            <w:proofErr w:type="gramEnd"/>
+              <w:t xml:space="preserve">  Stores &amp; indexes all logs   One index per application   </w:t>
+            </w:r>
+            <w:proofErr w:type="spellStart"/>
             <w:r>
               <w:rPr>
                 <w:rFonts w:ascii="Calibri" w:eastAsia="Calibri" w:hAnsi="Calibri" w:cs="Calibri"/>
@@ -488,155 +579,9 @@
                 <w:sz w:val="18"/>
                 <w:szCs w:val="18"/>
               </w:rPr>
-              <w:t>Routes to index by app name</w:t>
-            </w:r>
-          </w:p>
-        </w:tc>
-      </w:tr>
-      <w:tr>
-        <w:tblPrEx>
-          <w:tblCellMar>
-            <w:top w:w="0" w:type="dxa"/>
-            <w:bottom w:w="0" w:type="dxa"/>
-          </w:tblCellMar>
-        </w:tblPrEx>
-        <w:tc>
-          <w:tcPr>
-            <w:tcW w:w="2200" w:type="dxa"/>
-            <w:tcBorders>
-              <w:top w:val="none" w:sz="0" w:space="0" w:color="FFFFFF"/>
-              <w:left w:val="none" w:sz="0" w:space="0" w:color="FFFFFF"/>
-              <w:bottom w:val="none" w:sz="0" w:space="0" w:color="FFFFFF"/>
-              <w:right w:val="none" w:sz="0" w:space="0" w:color="FFFFFF"/>
-            </w:tcBorders>
-            <w:shd w:val="clear" w:color="FFFFFF" w:fill="FFFFFF"/>
-          </w:tcPr>
-          <w:p/>
-        </w:tc>
-        <w:tc>
-          <w:tcPr>
-            <w:tcW w:w="600" w:type="dxa"/>
-            <w:tcBorders>
-              <w:top w:val="none" w:sz="0" w:space="0" w:color="FFFFFF"/>
-              <w:left w:val="none" w:sz="0" w:space="0" w:color="FFFFFF"/>
-              <w:bottom w:val="none" w:sz="0" w:space="0" w:color="FFFFFF"/>
-              <w:right w:val="none" w:sz="0" w:space="0" w:color="FFFFFF"/>
-            </w:tcBorders>
-            <w:shd w:val="clear" w:color="FFFFFF" w:fill="FFFFFF"/>
-            <w:vAlign w:val="center"/>
-          </w:tcPr>
-          <w:p>
-            <w:pPr>
-              <w:jc w:val="center"/>
-            </w:pPr>
-            <w:r>
-              <w:rPr>
-                <w:rFonts w:ascii="Calibri" w:eastAsia="Calibri" w:hAnsi="Calibri" w:cs="Calibri"/>
-                <w:b/>
-                <w:bCs/>
-                <w:color w:val="2C6FAC"/>
-                <w:sz w:val="28"/>
-                <w:szCs w:val="28"/>
-              </w:rPr>
-              <w:t>▼</w:t>
-            </w:r>
-          </w:p>
-        </w:tc>
-        <w:tc>
-          <w:tcPr>
-            <w:tcW w:w="2200" w:type="dxa"/>
-            <w:tcBorders>
-              <w:top w:val="none" w:sz="0" w:space="0" w:color="FFFFFF"/>
-              <w:left w:val="none" w:sz="0" w:space="0" w:color="FFFFFF"/>
-              <w:bottom w:val="none" w:sz="0" w:space="0" w:color="FFFFFF"/>
-              <w:right w:val="none" w:sz="0" w:space="0" w:color="FFFFFF"/>
-            </w:tcBorders>
-            <w:shd w:val="clear" w:color="FFFFFF" w:fill="FFFFFF"/>
-          </w:tcPr>
-          <w:p/>
-        </w:tc>
-      </w:tr>
-      <w:tr>
-        <w:tblPrEx>
-          <w:tblCellMar>
-            <w:top w:w="0" w:type="dxa"/>
-            <w:bottom w:w="0" w:type="dxa"/>
-          </w:tblCellMar>
-        </w:tblPrEx>
-        <w:tc>
-          <w:tcPr>
-            <w:tcW w:w="2200" w:type="dxa"/>
-            <w:tcBorders>
-              <w:top w:val="none" w:sz="0" w:space="0" w:color="FFFFFF"/>
-              <w:left w:val="none" w:sz="0" w:space="0" w:color="FFFFFF"/>
-              <w:bottom w:val="none" w:sz="0" w:space="0" w:color="FFFFFF"/>
-              <w:right w:val="none" w:sz="0" w:space="0" w:color="FFFFFF"/>
-            </w:tcBorders>
-            <w:shd w:val="clear" w:color="FFFFFF" w:fill="FFFFFF"/>
-          </w:tcPr>
-          <w:p/>
-        </w:tc>
-        <w:tc>
-          <w:tcPr>
-            <w:tcW w:w="2000" w:type="dxa"/>
-            <w:tcBorders>
-              <w:top w:val="single" w:sz="4" w:space="0" w:color="00468B"/>
-              <w:left w:val="single" w:sz="4" w:space="0" w:color="00468B"/>
-              <w:bottom w:val="single" w:sz="4" w:space="0" w:color="00468B"/>
-              <w:right w:val="single" w:sz="4" w:space="0" w:color="00468B"/>
-            </w:tcBorders>
-            <w:shd w:val="clear" w:color="00468B" w:fill="00468B"/>
-            <w:vAlign w:val="center"/>
-          </w:tcPr>
-          <w:p>
-            <w:pPr>
-              <w:spacing w:before="80" w:after="80"/>
-              <w:jc w:val="center"/>
-            </w:pPr>
-            <w:r>
-              <w:rPr>
-                <w:rFonts w:ascii="Calibri" w:eastAsia="Calibri" w:hAnsi="Calibri" w:cs="Calibri"/>
-                <w:b/>
-                <w:bCs/>
-                <w:color w:val="FFFFFF"/>
-              </w:rPr>
-              <w:t xml:space="preserve">Elasticsearch </w:t>
-            </w:r>
-            <w:proofErr w:type="spellStart"/>
-            <w:r>
-              <w:rPr>
-                <w:rFonts w:ascii="Calibri" w:eastAsia="Calibri" w:hAnsi="Calibri" w:cs="Calibri"/>
-                <w:b/>
-                <w:bCs/>
-                <w:color w:val="FFFFFF"/>
-              </w:rPr>
-              <w:t>logpro</w:t>
+              <w:t>logpro-opsman</w:t>
             </w:r>
             <w:proofErr w:type="spellEnd"/>
-            <w:r>
-              <w:rPr>
-                <w:rFonts w:ascii="Calibri" w:eastAsia="Calibri" w:hAnsi="Calibri" w:cs="Calibri"/>
-                <w:b/>
-                <w:bCs/>
-                <w:color w:val="FFFFFF"/>
-              </w:rPr>
-              <w:t>-{application}</w:t>
-            </w:r>
-          </w:p>
-        </w:tc>
-        <w:tc>
-          <w:tcPr>
-            <w:tcW w:w="4000" w:type="dxa"/>
-            <w:tcBorders>
-              <w:top w:val="none" w:sz="0" w:space="0" w:color="FFFFFF"/>
-              <w:left w:val="none" w:sz="0" w:space="0" w:color="FFFFFF"/>
-              <w:bottom w:val="none" w:sz="0" w:space="0" w:color="FFFFFF"/>
-              <w:right w:val="none" w:sz="0" w:space="0" w:color="FFFFFF"/>
-            </w:tcBorders>
-            <w:shd w:val="clear" w:color="FFFFFF" w:fill="FFFFFF"/>
-            <w:vAlign w:val="center"/>
-          </w:tcPr>
-          <w:p>
             <w:r>
               <w:rPr>
                 <w:rFonts w:ascii="Calibri" w:eastAsia="Calibri" w:hAnsi="Calibri" w:cs="Calibri"/>
@@ -646,7 +591,7 @@
                 <w:sz w:val="18"/>
                 <w:szCs w:val="18"/>
               </w:rPr>
-              <w:t xml:space="preserve">  Stores &amp; indexes all logs   One index per application   </w:t>
+              <w:t xml:space="preserve">, logpro-app2...   Query with </w:t>
             </w:r>
             <w:proofErr w:type="spellStart"/>
             <w:r>
@@ -658,7 +603,7 @@
                 <w:sz w:val="18"/>
                 <w:szCs w:val="18"/>
               </w:rPr>
-              <w:t>logpro-opsman</w:t>
+              <w:t>logpro</w:t>
             </w:r>
             <w:proofErr w:type="spellEnd"/>
             <w:r>
@@ -670,9 +615,123 @@
                 <w:sz w:val="18"/>
                 <w:szCs w:val="18"/>
               </w:rPr>
-              <w:t xml:space="preserve">, logpro-app2...   Query with </w:t>
-            </w:r>
-            <w:proofErr w:type="spellStart"/>
+              <w:t>-* for all</w:t>
+            </w:r>
+          </w:p>
+        </w:tc>
+      </w:tr>
+      <w:tr>
+        <w:tc>
+          <w:tcPr>
+            <w:tcW w:w="2200" w:type="dxa"/>
+            <w:tcBorders>
+              <w:top w:val="none" w:sz="0" w:space="0" w:color="FFFFFF"/>
+              <w:left w:val="none" w:sz="0" w:space="0" w:color="FFFFFF"/>
+              <w:bottom w:val="none" w:sz="0" w:space="0" w:color="FFFFFF"/>
+              <w:right w:val="none" w:sz="0" w:space="0" w:color="FFFFFF"/>
+            </w:tcBorders>
+            <w:shd w:val="clear" w:color="FFFFFF" w:fill="FFFFFF"/>
+          </w:tcPr>
+          <w:p/>
+        </w:tc>
+        <w:tc>
+          <w:tcPr>
+            <w:tcW w:w="600" w:type="dxa"/>
+            <w:tcBorders>
+              <w:top w:val="none" w:sz="0" w:space="0" w:color="FFFFFF"/>
+              <w:left w:val="none" w:sz="0" w:space="0" w:color="FFFFFF"/>
+              <w:bottom w:val="none" w:sz="0" w:space="0" w:color="FFFFFF"/>
+              <w:right w:val="none" w:sz="0" w:space="0" w:color="FFFFFF"/>
+            </w:tcBorders>
+            <w:shd w:val="clear" w:color="FFFFFF" w:fill="FFFFFF"/>
+            <w:vAlign w:val="center"/>
+          </w:tcPr>
+          <w:p>
+            <w:pPr>
+              <w:jc w:val="center"/>
+            </w:pPr>
+            <w:r>
+              <w:rPr>
+                <w:rFonts w:ascii="Calibri" w:eastAsia="Calibri" w:hAnsi="Calibri" w:cs="Calibri"/>
+                <w:b/>
+                <w:bCs/>
+                <w:color w:val="2C6FAC"/>
+                <w:sz w:val="28"/>
+                <w:szCs w:val="28"/>
+              </w:rPr>
+              <w:t>▼</w:t>
+            </w:r>
+          </w:p>
+        </w:tc>
+        <w:tc>
+          <w:tcPr>
+            <w:tcW w:w="2200" w:type="dxa"/>
+            <w:tcBorders>
+              <w:top w:val="none" w:sz="0" w:space="0" w:color="FFFFFF"/>
+              <w:left w:val="none" w:sz="0" w:space="0" w:color="FFFFFF"/>
+              <w:bottom w:val="none" w:sz="0" w:space="0" w:color="FFFFFF"/>
+              <w:right w:val="none" w:sz="0" w:space="0" w:color="FFFFFF"/>
+            </w:tcBorders>
+            <w:shd w:val="clear" w:color="FFFFFF" w:fill="FFFFFF"/>
+          </w:tcPr>
+          <w:p/>
+        </w:tc>
+      </w:tr>
+      <w:tr>
+        <w:tc>
+          <w:tcPr>
+            <w:tcW w:w="2200" w:type="dxa"/>
+            <w:tcBorders>
+              <w:top w:val="none" w:sz="0" w:space="0" w:color="FFFFFF"/>
+              <w:left w:val="none" w:sz="0" w:space="0" w:color="FFFFFF"/>
+              <w:bottom w:val="none" w:sz="0" w:space="0" w:color="FFFFFF"/>
+              <w:right w:val="none" w:sz="0" w:space="0" w:color="FFFFFF"/>
+            </w:tcBorders>
+            <w:shd w:val="clear" w:color="FFFFFF" w:fill="FFFFFF"/>
+          </w:tcPr>
+          <w:p/>
+        </w:tc>
+        <w:tc>
+          <w:tcPr>
+            <w:tcW w:w="2000" w:type="dxa"/>
+            <w:tcBorders>
+              <w:top w:val="single" w:sz="4" w:space="0" w:color="2D4A22"/>
+              <w:left w:val="single" w:sz="4" w:space="0" w:color="2D4A22"/>
+              <w:bottom w:val="single" w:sz="4" w:space="0" w:color="2D4A22"/>
+              <w:right w:val="single" w:sz="4" w:space="0" w:color="2D4A22"/>
+            </w:tcBorders>
+            <w:shd w:val="clear" w:color="2D4A22" w:fill="2D4A22"/>
+            <w:vAlign w:val="center"/>
+          </w:tcPr>
+          <w:p>
+            <w:pPr>
+              <w:spacing w:before="80" w:after="80"/>
+              <w:jc w:val="center"/>
+            </w:pPr>
+            <w:r>
+              <w:rPr>
+                <w:rFonts w:ascii="Calibri" w:eastAsia="Calibri" w:hAnsi="Calibri" w:cs="Calibri"/>
+                <w:b/>
+                <w:bCs/>
+                <w:color w:val="FFFFFF"/>
+              </w:rPr>
+              <w:t>Django REST API (port 8000)</w:t>
+            </w:r>
+          </w:p>
+        </w:tc>
+        <w:tc>
+          <w:tcPr>
+            <w:tcW w:w="4000" w:type="dxa"/>
+            <w:tcBorders>
+              <w:top w:val="none" w:sz="0" w:space="0" w:color="FFFFFF"/>
+              <w:left w:val="none" w:sz="0" w:space="0" w:color="FFFFFF"/>
+              <w:bottom w:val="none" w:sz="0" w:space="0" w:color="FFFFFF"/>
+              <w:right w:val="none" w:sz="0" w:space="0" w:color="FFFFFF"/>
+            </w:tcBorders>
+            <w:shd w:val="clear" w:color="FFFFFF" w:fill="FFFFFF"/>
+            <w:vAlign w:val="center"/>
+          </w:tcPr>
+          <w:p>
             <w:r>
               <w:rPr>
                 <w:rFonts w:ascii="Calibri" w:eastAsia="Calibri" w:hAnsi="Calibri" w:cs="Calibri"/>
@@ -682,9 +741,9 @@
                 <w:sz w:val="18"/>
                 <w:szCs w:val="18"/>
               </w:rPr>
-              <w:t>logpro</w:t>
-            </w:r>
-            <w:proofErr w:type="spellEnd"/>
+              <w:t xml:space="preserve">  JWT authentication   Queries Elasticsearch   Filters by level/date/time   Swagger docs at /</w:t>
+            </w:r>
+            <w:proofErr w:type="spellStart"/>
             <w:r>
               <w:rPr>
                 <w:rFonts w:ascii="Calibri" w:eastAsia="Calibri" w:hAnsi="Calibri" w:cs="Calibri"/>
@@ -694,135 +753,9 @@
                 <w:sz w:val="18"/>
                 <w:szCs w:val="18"/>
               </w:rPr>
-              <w:t>-* for all</w:t>
-            </w:r>
-          </w:p>
-        </w:tc>
-      </w:tr>
-      <w:tr>
-        <w:tblPrEx>
-          <w:tblCellMar>
-            <w:top w:w="0" w:type="dxa"/>
-            <w:bottom w:w="0" w:type="dxa"/>
-          </w:tblCellMar>
-        </w:tblPrEx>
-        <w:tc>
-          <w:tcPr>
-            <w:tcW w:w="2200" w:type="dxa"/>
-            <w:tcBorders>
-              <w:top w:val="none" w:sz="0" w:space="0" w:color="FFFFFF"/>
-              <w:left w:val="none" w:sz="0" w:space="0" w:color="FFFFFF"/>
-              <w:bottom w:val="none" w:sz="0" w:space="0" w:color="FFFFFF"/>
-              <w:right w:val="none" w:sz="0" w:space="0" w:color="FFFFFF"/>
-            </w:tcBorders>
-            <w:shd w:val="clear" w:color="FFFFFF" w:fill="FFFFFF"/>
-          </w:tcPr>
-          <w:p/>
-        </w:tc>
-        <w:tc>
-          <w:tcPr>
-            <w:tcW w:w="600" w:type="dxa"/>
-            <w:tcBorders>
-              <w:top w:val="none" w:sz="0" w:space="0" w:color="FFFFFF"/>
-              <w:left w:val="none" w:sz="0" w:space="0" w:color="FFFFFF"/>
-              <w:bottom w:val="none" w:sz="0" w:space="0" w:color="FFFFFF"/>
-              <w:right w:val="none" w:sz="0" w:space="0" w:color="FFFFFF"/>
-            </w:tcBorders>
-            <w:shd w:val="clear" w:color="FFFFFF" w:fill="FFFFFF"/>
-            <w:vAlign w:val="center"/>
-          </w:tcPr>
-          <w:p>
-            <w:pPr>
-              <w:jc w:val="center"/>
-            </w:pPr>
-            <w:r>
-              <w:rPr>
-                <w:rFonts w:ascii="Calibri" w:eastAsia="Calibri" w:hAnsi="Calibri" w:cs="Calibri"/>
-                <w:b/>
-                <w:bCs/>
-                <w:color w:val="2C6FAC"/>
-                <w:sz w:val="28"/>
-                <w:szCs w:val="28"/>
-              </w:rPr>
-              <w:t>▼</w:t>
-            </w:r>
-          </w:p>
-        </w:tc>
-        <w:tc>
-          <w:tcPr>
-            <w:tcW w:w="2200" w:type="dxa"/>
-            <w:tcBorders>
-              <w:top w:val="none" w:sz="0" w:space="0" w:color="FFFFFF"/>
-              <w:left w:val="none" w:sz="0" w:space="0" w:color="FFFFFF"/>
-              <w:bottom w:val="none" w:sz="0" w:space="0" w:color="FFFFFF"/>
-              <w:right w:val="none" w:sz="0" w:space="0" w:color="FFFFFF"/>
-            </w:tcBorders>
-            <w:shd w:val="clear" w:color="FFFFFF" w:fill="FFFFFF"/>
-          </w:tcPr>
-          <w:p/>
-        </w:tc>
-      </w:tr>
-      <w:tr>
-        <w:tblPrEx>
-          <w:tblCellMar>
-            <w:top w:w="0" w:type="dxa"/>
-            <w:bottom w:w="0" w:type="dxa"/>
-          </w:tblCellMar>
-        </w:tblPrEx>
-        <w:tc>
-          <w:tcPr>
-            <w:tcW w:w="2200" w:type="dxa"/>
-            <w:tcBorders>
-              <w:top w:val="none" w:sz="0" w:space="0" w:color="FFFFFF"/>
-              <w:left w:val="none" w:sz="0" w:space="0" w:color="FFFFFF"/>
-              <w:bottom w:val="none" w:sz="0" w:space="0" w:color="FFFFFF"/>
-              <w:right w:val="none" w:sz="0" w:space="0" w:color="FFFFFF"/>
-            </w:tcBorders>
-            <w:shd w:val="clear" w:color="FFFFFF" w:fill="FFFFFF"/>
-          </w:tcPr>
-          <w:p/>
-        </w:tc>
-        <w:tc>
-          <w:tcPr>
-            <w:tcW w:w="2000" w:type="dxa"/>
-            <w:tcBorders>
-              <w:top w:val="single" w:sz="4" w:space="0" w:color="2D4A22"/>
-              <w:left w:val="single" w:sz="4" w:space="0" w:color="2D4A22"/>
-              <w:bottom w:val="single" w:sz="4" w:space="0" w:color="2D4A22"/>
-              <w:right w:val="single" w:sz="4" w:space="0" w:color="2D4A22"/>
-            </w:tcBorders>
-            <w:shd w:val="clear" w:color="2D4A22" w:fill="2D4A22"/>
-            <w:vAlign w:val="center"/>
-          </w:tcPr>
-          <w:p>
-            <w:pPr>
-              <w:spacing w:before="80" w:after="80"/>
-              <w:jc w:val="center"/>
-            </w:pPr>
-            <w:r>
-              <w:rPr>
-                <w:rFonts w:ascii="Calibri" w:eastAsia="Calibri" w:hAnsi="Calibri" w:cs="Calibri"/>
-                <w:b/>
-                <w:bCs/>
-                <w:color w:val="FFFFFF"/>
-              </w:rPr>
-              <w:t>Django REST API (port 8000)</w:t>
-            </w:r>
-          </w:p>
-        </w:tc>
-        <w:tc>
-          <w:tcPr>
-            <w:tcW w:w="4000" w:type="dxa"/>
-            <w:tcBorders>
-              <w:top w:val="none" w:sz="0" w:space="0" w:color="FFFFFF"/>
-              <w:left w:val="none" w:sz="0" w:space="0" w:color="FFFFFF"/>
-              <w:bottom w:val="none" w:sz="0" w:space="0" w:color="FFFFFF"/>
-              <w:right w:val="none" w:sz="0" w:space="0" w:color="FFFFFF"/>
-            </w:tcBorders>
-            <w:shd w:val="clear" w:color="FFFFFF" w:fill="FFFFFF"/>
-            <w:vAlign w:val="center"/>
-          </w:tcPr>
-          <w:p>
+              <w:t>api</w:t>
+            </w:r>
+            <w:proofErr w:type="spellEnd"/>
             <w:r>
               <w:rPr>
                 <w:rFonts w:ascii="Calibri" w:eastAsia="Calibri" w:hAnsi="Calibri" w:cs="Calibri"/>
@@ -832,9 +765,123 @@
                 <w:sz w:val="18"/>
                 <w:szCs w:val="18"/>
               </w:rPr>
-              <w:t xml:space="preserve">  JWT authentication   Queries Elasticsearch   Filters by level/date/time   Swagger docs at /</w:t>
-            </w:r>
-            <w:proofErr w:type="spellStart"/>
+              <w:t>/docs/</w:t>
+            </w:r>
+          </w:p>
+        </w:tc>
+      </w:tr>
+      <w:tr>
+        <w:tc>
+          <w:tcPr>
+            <w:tcW w:w="2200" w:type="dxa"/>
+            <w:tcBorders>
+              <w:top w:val="none" w:sz="0" w:space="0" w:color="FFFFFF"/>
+              <w:left w:val="none" w:sz="0" w:space="0" w:color="FFFFFF"/>
+              <w:bottom w:val="none" w:sz="0" w:space="0" w:color="FFFFFF"/>
+              <w:right w:val="none" w:sz="0" w:space="0" w:color="FFFFFF"/>
+            </w:tcBorders>
+            <w:shd w:val="clear" w:color="FFFFFF" w:fill="FFFFFF"/>
+          </w:tcPr>
+          <w:p/>
+        </w:tc>
+        <w:tc>
+          <w:tcPr>
+            <w:tcW w:w="600" w:type="dxa"/>
+            <w:tcBorders>
+              <w:top w:val="none" w:sz="0" w:space="0" w:color="FFFFFF"/>
+              <w:left w:val="none" w:sz="0" w:space="0" w:color="FFFFFF"/>
+              <w:bottom w:val="none" w:sz="0" w:space="0" w:color="FFFFFF"/>
+              <w:right w:val="none" w:sz="0" w:space="0" w:color="FFFFFF"/>
+            </w:tcBorders>
+            <w:shd w:val="clear" w:color="FFFFFF" w:fill="FFFFFF"/>
+            <w:vAlign w:val="center"/>
+          </w:tcPr>
+          <w:p>
+            <w:pPr>
+              <w:jc w:val="center"/>
+            </w:pPr>
+            <w:r>
+              <w:rPr>
+                <w:rFonts w:ascii="Calibri" w:eastAsia="Calibri" w:hAnsi="Calibri" w:cs="Calibri"/>
+                <w:b/>
+                <w:bCs/>
+                <w:color w:val="2C6FAC"/>
+                <w:sz w:val="28"/>
+                <w:szCs w:val="28"/>
+              </w:rPr>
+              <w:t>▼</w:t>
+            </w:r>
+          </w:p>
+        </w:tc>
+        <w:tc>
+          <w:tcPr>
+            <w:tcW w:w="2200" w:type="dxa"/>
+            <w:tcBorders>
+              <w:top w:val="none" w:sz="0" w:space="0" w:color="FFFFFF"/>
+              <w:left w:val="none" w:sz="0" w:space="0" w:color="FFFFFF"/>
+              <w:bottom w:val="none" w:sz="0" w:space="0" w:color="FFFFFF"/>
+              <w:right w:val="none" w:sz="0" w:space="0" w:color="FFFFFF"/>
+            </w:tcBorders>
+            <w:shd w:val="clear" w:color="FFFFFF" w:fill="FFFFFF"/>
+          </w:tcPr>
+          <w:p/>
+        </w:tc>
+      </w:tr>
+      <w:tr>
+        <w:tc>
+          <w:tcPr>
+            <w:tcW w:w="2200" w:type="dxa"/>
+            <w:tcBorders>
+              <w:top w:val="none" w:sz="0" w:space="0" w:color="FFFFFF"/>
+              <w:left w:val="none" w:sz="0" w:space="0" w:color="FFFFFF"/>
+              <w:bottom w:val="none" w:sz="0" w:space="0" w:color="FFFFFF"/>
+              <w:right w:val="none" w:sz="0" w:space="0" w:color="FFFFFF"/>
+            </w:tcBorders>
+            <w:shd w:val="clear" w:color="FFFFFF" w:fill="FFFFFF"/>
+          </w:tcPr>
+          <w:p/>
+        </w:tc>
+        <w:tc>
+          <w:tcPr>
+            <w:tcW w:w="2000" w:type="dxa"/>
+            <w:tcBorders>
+              <w:top w:val="single" w:sz="4" w:space="0" w:color="003566"/>
+              <w:left w:val="single" w:sz="4" w:space="0" w:color="003566"/>
+              <w:bottom w:val="single" w:sz="4" w:space="0" w:color="003566"/>
+              <w:right w:val="single" w:sz="4" w:space="0" w:color="003566"/>
+            </w:tcBorders>
+            <w:shd w:val="clear" w:color="003566" w:fill="003566"/>
+            <w:vAlign w:val="center"/>
+          </w:tcPr>
+          <w:p>
+            <w:pPr>
+              <w:spacing w:before="80" w:after="80"/>
+              <w:jc w:val="center"/>
+            </w:pPr>
+            <w:r>
+              <w:rPr>
+                <w:rFonts w:ascii="Calibri" w:eastAsia="Calibri" w:hAnsi="Calibri" w:cs="Calibri"/>
+                <w:b/>
+                <w:bCs/>
+                <w:color w:val="FFFFFF"/>
+              </w:rPr>
+              <w:t>React Frontend (port 3000)</w:t>
+            </w:r>
+          </w:p>
+        </w:tc>
+        <w:tc>
+          <w:tcPr>
+            <w:tcW w:w="4000" w:type="dxa"/>
+            <w:tcBorders>
+              <w:top w:val="none" w:sz="0" w:space="0" w:color="FFFFFF"/>
+              <w:left w:val="none" w:sz="0" w:space="0" w:color="FFFFFF"/>
+              <w:bottom w:val="none" w:sz="0" w:space="0" w:color="FFFFFF"/>
+              <w:right w:val="none" w:sz="0" w:space="0" w:color="FFFFFF"/>
+            </w:tcBorders>
+            <w:shd w:val="clear" w:color="FFFFFF" w:fill="FFFFFF"/>
+            <w:vAlign w:val="center"/>
+          </w:tcPr>
+          <w:p>
             <w:r>
               <w:rPr>
                 <w:rFonts w:ascii="Calibri" w:eastAsia="Calibri" w:hAnsi="Calibri" w:cs="Calibri"/>
@@ -844,181 +891,7 @@
                 <w:sz w:val="18"/>
                 <w:szCs w:val="18"/>
               </w:rPr>
-              <w:t>api</w:t>
-            </w:r>
-            <w:proofErr w:type="spellEnd"/>
-            <w:r>
-              <w:rPr>
-                <w:rFonts w:ascii="Calibri" w:eastAsia="Calibri" w:hAnsi="Calibri" w:cs="Calibri"/>
-                <w:i/>
-                <w:iCs/>
-                <w:color w:val="555555"/>
-                <w:sz w:val="18"/>
-                <w:szCs w:val="18"/>
-              </w:rPr>
-              <w:t>/docs/</w:t>
-            </w:r>
-          </w:p>
-        </w:tc>
-      </w:tr>
-      <w:tr>
-        <w:tblPrEx>
-          <w:tblCellMar>
-            <w:top w:w="0" w:type="dxa"/>
-            <w:bottom w:w="0" w:type="dxa"/>
-          </w:tblCellMar>
-        </w:tblPrEx>
-        <w:tc>
-          <w:tcPr>
-            <w:tcW w:w="2200" w:type="dxa"/>
-            <w:tcBorders>
-              <w:top w:val="none" w:sz="0" w:space="0" w:color="FFFFFF"/>
-              <w:left w:val="none" w:sz="0" w:space="0" w:color="FFFFFF"/>
-              <w:bottom w:val="none" w:sz="0" w:space="0" w:color="FFFFFF"/>
-              <w:right w:val="none" w:sz="0" w:space="0" w:color="FFFFFF"/>
-            </w:tcBorders>
-            <w:shd w:val="clear" w:color="FFFFFF" w:fill="FFFFFF"/>
-          </w:tcPr>
-          <w:p/>
-        </w:tc>
-        <w:tc>
-          <w:tcPr>
-            <w:tcW w:w="600" w:type="dxa"/>
-            <w:tcBorders>
-              <w:top w:val="none" w:sz="0" w:space="0" w:color="FFFFFF"/>
-              <w:left w:val="none" w:sz="0" w:space="0" w:color="FFFFFF"/>
-              <w:bottom w:val="none" w:sz="0" w:space="0" w:color="FFFFFF"/>
-              <w:right w:val="none" w:sz="0" w:space="0" w:color="FFFFFF"/>
-            </w:tcBorders>
-            <w:shd w:val="clear" w:color="FFFFFF" w:fill="FFFFFF"/>
-            <w:vAlign w:val="center"/>
-          </w:tcPr>
-          <w:p>
-            <w:pPr>
-              <w:jc w:val="center"/>
-            </w:pPr>
-            <w:r>
-              <w:rPr>
-                <w:rFonts w:ascii="Calibri" w:eastAsia="Calibri" w:hAnsi="Calibri" w:cs="Calibri"/>
-                <w:b/>
-                <w:bCs/>
-                <w:color w:val="2C6FAC"/>
-                <w:sz w:val="28"/>
-                <w:szCs w:val="28"/>
-              </w:rPr>
-              <w:t>▼</w:t>
-            </w:r>
-          </w:p>
-        </w:tc>
-        <w:tc>
-          <w:tcPr>
-            <w:tcW w:w="2200" w:type="dxa"/>
-            <w:tcBorders>
-              <w:top w:val="none" w:sz="0" w:space="0" w:color="FFFFFF"/>
-              <w:left w:val="none" w:sz="0" w:space="0" w:color="FFFFFF"/>
-              <w:bottom w:val="none" w:sz="0" w:space="0" w:color="FFFFFF"/>
-              <w:right w:val="none" w:sz="0" w:space="0" w:color="FFFFFF"/>
-            </w:tcBorders>
-            <w:shd w:val="clear" w:color="FFFFFF" w:fill="FFFFFF"/>
-          </w:tcPr>
-          <w:p/>
-        </w:tc>
-      </w:tr>
-      <w:tr>
-        <w:tblPrEx>
-          <w:tblCellMar>
-            <w:top w:w="0" w:type="dxa"/>
-            <w:bottom w:w="0" w:type="dxa"/>
-          </w:tblCellMar>
-        </w:tblPrEx>
-        <w:tc>
-          <w:tcPr>
-            <w:tcW w:w="2200" w:type="dxa"/>
-            <w:tcBorders>
-              <w:top w:val="none" w:sz="0" w:space="0" w:color="FFFFFF"/>
-              <w:left w:val="none" w:sz="0" w:space="0" w:color="FFFFFF"/>
-              <w:bottom w:val="none" w:sz="0" w:space="0" w:color="FFFFFF"/>
-              <w:right w:val="none" w:sz="0" w:space="0" w:color="FFFFFF"/>
-            </w:tcBorders>
-            <w:shd w:val="clear" w:color="FFFFFF" w:fill="FFFFFF"/>
-          </w:tcPr>
-          <w:p/>
-        </w:tc>
-        <w:tc>
-          <w:tcPr>
-            <w:tcW w:w="2000" w:type="dxa"/>
-            <w:tcBorders>
-              <w:top w:val="single" w:sz="4" w:space="0" w:color="003566"/>
-              <w:left w:val="single" w:sz="4" w:space="0" w:color="003566"/>
-              <w:bottom w:val="single" w:sz="4" w:space="0" w:color="003566"/>
-              <w:right w:val="single" w:sz="4" w:space="0" w:color="003566"/>
-            </w:tcBorders>
-            <w:shd w:val="clear" w:color="003566" w:fill="003566"/>
-            <w:vAlign w:val="center"/>
-          </w:tcPr>
-          <w:p>
-            <w:pPr>
-              <w:spacing w:before="80" w:after="80"/>
-              <w:jc w:val="center"/>
-            </w:pPr>
-            <w:r>
-              <w:rPr>
-                <w:rFonts w:ascii="Calibri" w:eastAsia="Calibri" w:hAnsi="Calibri" w:cs="Calibri"/>
-                <w:b/>
-                <w:bCs/>
-                <w:color w:val="FFFFFF"/>
-              </w:rPr>
-              <w:t>React Frontend (port 3000)</w:t>
-            </w:r>
-          </w:p>
-        </w:tc>
-        <w:tc>
-          <w:tcPr>
-            <w:tcW w:w="4000" w:type="dxa"/>
-            <w:tcBorders>
-              <w:top w:val="none" w:sz="0" w:space="0" w:color="FFFFFF"/>
-              <w:left w:val="none" w:sz="0" w:space="0" w:color="FFFFFF"/>
-              <w:bottom w:val="none" w:sz="0" w:space="0" w:color="FFFFFF"/>
-              <w:right w:val="none" w:sz="0" w:space="0" w:color="FFFFFF"/>
-            </w:tcBorders>
-            <w:shd w:val="clear" w:color="FFFFFF" w:fill="FFFFFF"/>
-            <w:vAlign w:val="center"/>
-          </w:tcPr>
-          <w:p>
-            <w:r>
-              <w:rPr>
-                <w:rFonts w:ascii="Calibri" w:eastAsia="Calibri" w:hAnsi="Calibri" w:cs="Calibri"/>
-                <w:i/>
-                <w:iCs/>
-                <w:color w:val="555555"/>
-                <w:sz w:val="18"/>
-                <w:szCs w:val="18"/>
-              </w:rPr>
-              <w:t xml:space="preserve">  Login screen (</w:t>
-            </w:r>
-            <w:proofErr w:type="gramStart"/>
-            <w:r>
-              <w:rPr>
-                <w:rFonts w:ascii="Calibri" w:eastAsia="Calibri" w:hAnsi="Calibri" w:cs="Calibri"/>
-                <w:i/>
-                <w:iCs/>
-                <w:color w:val="555555"/>
-                <w:sz w:val="18"/>
-                <w:szCs w:val="18"/>
-              </w:rPr>
-              <w:t xml:space="preserve">JWT)   </w:t>
-            </w:r>
-            <w:proofErr w:type="gramEnd"/>
-            <w:r>
-              <w:rPr>
-                <w:rFonts w:ascii="Calibri" w:eastAsia="Calibri" w:hAnsi="Calibri" w:cs="Calibri"/>
-                <w:i/>
-                <w:iCs/>
-                <w:color w:val="555555"/>
-                <w:sz w:val="18"/>
-                <w:szCs w:val="18"/>
-              </w:rPr>
-              <w:t>App dropdown   Level/date/time filters   Infinite scroll   CSV export</w:t>
+              <w:t xml:space="preserve">  Login screen (JWT)   App dropdown   Level/date/time filters   Infinite scroll   CSV export</w:t>
             </w:r>
           </w:p>
         </w:tc>
@@ -1065,12 +938,6 @@
         <w:gridCol w:w="2600"/>
       </w:tblGrid>
       <w:tr>
-        <w:tblPrEx>
-          <w:tblCellMar>
-            <w:top w:w="0" w:type="dxa"/>
-            <w:bottom w:w="0" w:type="dxa"/>
-          </w:tblCellMar>
-        </w:tblPrEx>
         <w:tc>
           <w:tcPr>
             <w:tcW w:w="2800" w:type="dxa"/>
@@ -1191,27 +1058,7 @@
                 <w:sz w:val="18"/>
                 <w:szCs w:val="18"/>
               </w:rPr>
-              <w:t>python agent.py --</w:t>
-            </w:r>
-            <w:proofErr w:type="gramStart"/>
-            <w:r>
-              <w:rPr>
-                <w:rFonts w:ascii="Calibri" w:eastAsia="Calibri" w:hAnsi="Calibri" w:cs="Calibri"/>
-                <w:color w:val="333333"/>
-                <w:sz w:val="18"/>
-                <w:szCs w:val="18"/>
-              </w:rPr>
-              <w:t>env .env</w:t>
-            </w:r>
-            <w:proofErr w:type="gramEnd"/>
-            <w:r>
-              <w:rPr>
-                <w:rFonts w:ascii="Calibri" w:eastAsia="Calibri" w:hAnsi="Calibri" w:cs="Calibri"/>
-                <w:color w:val="333333"/>
-                <w:sz w:val="18"/>
-                <w:szCs w:val="18"/>
-              </w:rPr>
-              <w:t>.app2 → logpro-app2</w:t>
+              <w:t>python agent.py --env .env.app2 → logpro-app2</w:t>
             </w:r>
           </w:p>
         </w:tc>
@@ -1284,9 +1131,9 @@
                 <w:sz w:val="18"/>
                 <w:szCs w:val="18"/>
               </w:rPr>
-              <w:t>python agent.py --</w:t>
-            </w:r>
-            <w:proofErr w:type="gramStart"/>
+              <w:t>python agent.py --env .</w:t>
+            </w:r>
+            <w:proofErr w:type="spellStart"/>
             <w:r>
               <w:rPr>
                 <w:rFonts w:ascii="Calibri" w:eastAsia="Calibri" w:hAnsi="Calibri" w:cs="Calibri"/>
@@ -1294,10 +1141,9 @@
                 <w:sz w:val="18"/>
                 <w:szCs w:val="18"/>
               </w:rPr>
-              <w:t>env .</w:t>
-            </w:r>
-            <w:proofErr w:type="spellStart"/>
-            <w:proofErr w:type="gramEnd"/>
+              <w:t>env.app</w:t>
+            </w:r>
+            <w:proofErr w:type="spellEnd"/>
             <w:r>
               <w:rPr>
                 <w:rFonts w:ascii="Calibri" w:eastAsia="Calibri" w:hAnsi="Calibri" w:cs="Calibri"/>
@@ -1305,9 +1151,9 @@
                 <w:sz w:val="18"/>
                 <w:szCs w:val="18"/>
               </w:rPr>
-              <w:t>env.app</w:t>
-            </w:r>
-            <w:proofErr w:type="spellEnd"/>
+              <w:t xml:space="preserve"> → </w:t>
+            </w:r>
+            <w:proofErr w:type="spellStart"/>
             <w:r>
               <w:rPr>
                 <w:rFonts w:ascii="Calibri" w:eastAsia="Calibri" w:hAnsi="Calibri" w:cs="Calibri"/>
@@ -1315,9 +1161,9 @@
                 <w:sz w:val="18"/>
                 <w:szCs w:val="18"/>
               </w:rPr>
-              <w:t xml:space="preserve"> → </w:t>
-            </w:r>
-            <w:proofErr w:type="spellStart"/>
+              <w:t>logpro</w:t>
+            </w:r>
+            <w:proofErr w:type="spellEnd"/>
             <w:r>
               <w:rPr>
                 <w:rFonts w:ascii="Calibri" w:eastAsia="Calibri" w:hAnsi="Calibri" w:cs="Calibri"/>
@@ -1325,28 +1171,12 @@
                 <w:sz w:val="18"/>
                 <w:szCs w:val="18"/>
               </w:rPr>
-              <w:t>logpro</w:t>
-            </w:r>
-            <w:proofErr w:type="spellEnd"/>
-            <w:r>
-              <w:rPr>
-                <w:rFonts w:ascii="Calibri" w:eastAsia="Calibri" w:hAnsi="Calibri" w:cs="Calibri"/>
-                <w:color w:val="333333"/>
-                <w:sz w:val="18"/>
-                <w:szCs w:val="18"/>
-              </w:rPr>
               <w:t>-app</w:t>
             </w:r>
           </w:p>
         </w:tc>
       </w:tr>
       <w:tr>
-        <w:tblPrEx>
-          <w:tblCellMar>
-            <w:top w:w="0" w:type="dxa"/>
-            <w:bottom w:w="0" w:type="dxa"/>
-          </w:tblCellMar>
-        </w:tblPrEx>
         <w:tc>
           <w:tcPr>
             <w:tcW w:w="0" w:type="auto"/>
@@ -1364,7 +1194,6 @@
               <w:spacing w:before="80" w:after="80"/>
               <w:jc w:val="center"/>
             </w:pPr>
-            <w:proofErr w:type="gramStart"/>
             <w:r>
               <w:rPr>
                 <w:rFonts w:ascii="Calibri" w:eastAsia="Calibri" w:hAnsi="Calibri" w:cs="Calibri"/>
@@ -1372,29 +1201,8 @@
                 <w:bCs/>
                 <w:color w:val="1E3A5F"/>
               </w:rPr>
-              <w:t>▼  All</w:t>
-            </w:r>
-            <w:proofErr w:type="gramEnd"/>
-            <w:r>
-              <w:rPr>
-                <w:rFonts w:ascii="Calibri" w:eastAsia="Calibri" w:hAnsi="Calibri" w:cs="Calibri"/>
-                <w:b/>
-                <w:bCs/>
-                <w:color w:val="1E3A5F"/>
-              </w:rPr>
-              <w:t xml:space="preserve"> flow through the same Logstash → </w:t>
-            </w:r>
-            <w:proofErr w:type="gramStart"/>
-            <w:r>
-              <w:rPr>
-                <w:rFonts w:ascii="Calibri" w:eastAsia="Calibri" w:hAnsi="Calibri" w:cs="Calibri"/>
-                <w:b/>
-                <w:bCs/>
-                <w:color w:val="1E3A5F"/>
-              </w:rPr>
-              <w:t>Elasticsearch  ▼</w:t>
-            </w:r>
-            <w:proofErr w:type="gramEnd"/>
+              <w:t>▼  All flow through the same Logstash → Elasticsearch  ▼</w:t>
+            </w:r>
           </w:p>
         </w:tc>
       </w:tr>
@@ -1438,12 +1246,6 @@
         <w:gridCol w:w="5500"/>
       </w:tblGrid>
       <w:tr>
-        <w:tblPrEx>
-          <w:tblCellMar>
-            <w:top w:w="0" w:type="dxa"/>
-            <w:bottom w:w="0" w:type="dxa"/>
-          </w:tblCellMar>
-        </w:tblPrEx>
         <w:tc>
           <w:tcPr>
             <w:tcW w:w="1000" w:type="dxa"/>
@@ -1518,12 +1320,6 @@
         </w:tc>
       </w:tr>
       <w:tr>
-        <w:tblPrEx>
-          <w:tblCellMar>
-            <w:top w:w="0" w:type="dxa"/>
-            <w:bottom w:w="0" w:type="dxa"/>
-          </w:tblCellMar>
-        </w:tblPrEx>
         <w:tc>
           <w:tcPr>
             <w:tcW w:w="1000" w:type="dxa"/>
@@ -1598,12 +1394,6 @@
         </w:tc>
       </w:tr>
       <w:tr>
-        <w:tblPrEx>
-          <w:tblCellMar>
-            <w:top w:w="0" w:type="dxa"/>
-            <w:bottom w:w="0" w:type="dxa"/>
-          </w:tblCellMar>
-        </w:tblPrEx>
         <w:tc>
           <w:tcPr>
             <w:tcW w:w="1000" w:type="dxa"/>
@@ -1689,12 +1479,6 @@
         </w:tc>
       </w:tr>
       <w:tr>
-        <w:tblPrEx>
-          <w:tblCellMar>
-            <w:top w:w="0" w:type="dxa"/>
-            <w:bottom w:w="0" w:type="dxa"/>
-          </w:tblCellMar>
-        </w:tblPrEx>
         <w:tc>
           <w:tcPr>
             <w:tcW w:w="1000" w:type="dxa"/>
@@ -1780,12 +1564,6 @@
         </w:tc>
       </w:tr>
       <w:tr>
-        <w:tblPrEx>
-          <w:tblCellMar>
-            <w:top w:w="0" w:type="dxa"/>
-            <w:bottom w:w="0" w:type="dxa"/>
-          </w:tblCellMar>
-        </w:tblPrEx>
         <w:tc>
           <w:tcPr>
             <w:tcW w:w="1000" w:type="dxa"/>
@@ -1860,12 +1638,6 @@
         </w:tc>
       </w:tr>
       <w:tr>
-        <w:tblPrEx>
-          <w:tblCellMar>
-            <w:top w:w="0" w:type="dxa"/>
-            <w:bottom w:w="0" w:type="dxa"/>
-          </w:tblCellMar>
-        </w:tblPrEx>
         <w:tc>
           <w:tcPr>
             <w:tcW w:w="1000" w:type="dxa"/>
@@ -1989,12 +1761,6 @@
         <w:gridCol w:w="6500"/>
       </w:tblGrid>
       <w:tr>
-        <w:tblPrEx>
-          <w:tblCellMar>
-            <w:top w:w="0" w:type="dxa"/>
-            <w:bottom w:w="0" w:type="dxa"/>
-          </w:tblCellMar>
-        </w:tblPrEx>
         <w:tc>
           <w:tcPr>
             <w:tcW w:w="2500" w:type="dxa"/>
@@ -2057,12 +1823,6 @@
         </w:tc>
       </w:tr>
       <w:tr>
-        <w:tblPrEx>
-          <w:tblCellMar>
-            <w:top w:w="0" w:type="dxa"/>
-            <w:bottom w:w="0" w:type="dxa"/>
-          </w:tblCellMar>
-        </w:tblPrEx>
         <w:tc>
           <w:tcPr>
             <w:tcW w:w="2500" w:type="dxa"/>
@@ -2118,12 +1878,6 @@
         </w:tc>
       </w:tr>
       <w:tr>
-        <w:tblPrEx>
-          <w:tblCellMar>
-            <w:top w:w="0" w:type="dxa"/>
-            <w:bottom w:w="0" w:type="dxa"/>
-          </w:tblCellMar>
-        </w:tblPrEx>
         <w:tc>
           <w:tcPr>
             <w:tcW w:w="2500" w:type="dxa"/>
@@ -2186,12 +1940,6 @@
         </w:tc>
       </w:tr>
       <w:tr>
-        <w:tblPrEx>
-          <w:tblCellMar>
-            <w:top w:w="0" w:type="dxa"/>
-            <w:bottom w:w="0" w:type="dxa"/>
-          </w:tblCellMar>
-        </w:tblPrEx>
         <w:tc>
           <w:tcPr>
             <w:tcW w:w="2500" w:type="dxa"/>
@@ -2270,12 +2018,6 @@
         </w:tc>
       </w:tr>
       <w:tr>
-        <w:tblPrEx>
-          <w:tblCellMar>
-            <w:top w:w="0" w:type="dxa"/>
-            <w:bottom w:w="0" w:type="dxa"/>
-          </w:tblCellMar>
-        </w:tblPrEx>
         <w:tc>
           <w:tcPr>
             <w:tcW w:w="2500" w:type="dxa"/>
@@ -2322,12 +2064,6 @@
         </w:tc>
       </w:tr>
       <w:tr>
-        <w:tblPrEx>
-          <w:tblCellMar>
-            <w:top w:w="0" w:type="dxa"/>
-            <w:bottom w:w="0" w:type="dxa"/>
-          </w:tblCellMar>
-        </w:tblPrEx>
         <w:tc>
           <w:tcPr>
             <w:tcW w:w="2500" w:type="dxa"/>
